--- a/dokumentace/opis fajlov.docx
+++ b/dokumentace/opis fajlov.docx
@@ -165,24 +165,6 @@
           <w:sz w:val="22"/>
           <w:lang w:val="en-US"/>
         </w:rPr>
-        <w:t>require_once('sabloni/vkladane/zahlavi.php'</w:t>
-      </w:r>
-      <w:r>
-        <w:rPr>
-          <w:b w:val="false"/>
-          <w:i w:val="false"/>
-          <w:sz w:val="22"/>
-          <w:lang w:val="en-US"/>
-        </w:rPr>
-        <w:t xml:space="preserve"> in </w:t>
-      </w:r>
-      <w:r>
-        <w:rPr>
-          <w:b w:val="false"/>
-          <w:i/>
-          <w:sz w:val="22"/>
-          <w:lang w:val="en-US"/>
-        </w:rPr>
         <w:t>require_once('administrace.php').</w:t>
       </w:r>
     </w:p>
@@ -192,92 +174,21 @@
         <w:bidi w:val="0"/>
         <w:ind w:start="720" w:hanging="0"/>
         <w:jc w:val="both"/>
-        <w:rPr/>
-      </w:pPr>
-      <w:r>
-        <w:rPr>
-          <w:b/>
-          <w:i w:val="false"/>
-          <w:sz w:val="22"/>
-          <w:lang w:val="en-US"/>
-        </w:rPr>
-        <w:t xml:space="preserve">sabloni/vkladane/zahlavi.php: </w:t>
-      </w:r>
-      <w:r>
-        <w:rPr>
-          <w:b w:val="false"/>
-          <w:i w:val="false"/>
-          <w:sz w:val="22"/>
-          <w:lang w:val="en-US"/>
-        </w:rPr>
-        <w:t>&lt;title&gt; i</w:t>
-      </w:r>
-      <w:r>
-        <w:rPr>
-          <w:b w:val="false"/>
-          <w:i w:val="false"/>
-          <w:sz w:val="22"/>
-          <w:lang w:val="en-US"/>
-        </w:rPr>
-        <w:t>s</w:t>
-      </w:r>
-      <w:r>
-        <w:rPr>
-          <w:b w:val="false"/>
-          <w:i w:val="false"/>
-          <w:sz w:val="22"/>
-          <w:lang w:val="en-US"/>
-        </w:rPr>
-        <w:t xml:space="preserve">piše "Pregled" ,prikaže se favicon,odprejo se povezave na </w:t>
-      </w:r>
-      <w:r>
-        <w:rPr>
-          <w:b w:val="false"/>
-          <w:i/>
-          <w:iCs/>
-          <w:sz w:val="22"/>
-          <w:lang w:val="en-US"/>
-        </w:rPr>
-        <w:t>.css</w:t>
-      </w:r>
-      <w:r>
-        <w:rPr>
-          <w:b w:val="false"/>
-          <w:i w:val="false"/>
-          <w:sz w:val="22"/>
-          <w:lang w:val="en-US"/>
-        </w:rPr>
-        <w:t xml:space="preserve"> in na </w:t>
-      </w:r>
-      <w:r>
-        <w:rPr>
-          <w:b w:val="false"/>
-          <w:i/>
-          <w:iCs/>
-          <w:sz w:val="22"/>
-          <w:lang w:val="en-US"/>
-        </w:rPr>
-        <w:t xml:space="preserve">../frontend/js/uporabnikiVse.js </w:t>
-      </w:r>
-      <w:r>
-        <w:rPr>
-          <w:b w:val="false"/>
-          <w:i w:val="false"/>
-          <w:iCs w:val="false"/>
-          <w:sz w:val="22"/>
-          <w:lang w:val="en-US"/>
-        </w:rPr>
-        <w:t xml:space="preserve">in </w:t>
-      </w:r>
-      <w:r>
-        <w:rPr>
-          <w:b w:val="false"/>
-          <w:i/>
-          <w:iCs/>
-          <w:sz w:val="22"/>
-          <w:lang w:val="en-US"/>
-        </w:rPr>
-        <w:t>../pregled/js/prijava.js</w:t>
+        <w:rPr>
+          <w:rFonts w:ascii="Liberation Serif" w:hAnsi="Liberation Serif"/>
+          <w:b w:val="false"/>
+          <w:i/>
+          <w:i/>
+          <w:iCs/>
+          <w:sz w:val="22"/>
+          <w:lang w:val="en-US"/>
+        </w:rPr>
+      </w:pPr>
+      <w:r>
+        <w:rPr>
+          <w:i w:val="false"/>
+          <w:iCs w:val="false"/>
+        </w:rPr>
       </w:r>
     </w:p>
     <w:p>
@@ -285,11 +196,190 @@
         <w:pStyle w:val="Normal"/>
         <w:bidi w:val="0"/>
         <w:ind w:start="720" w:hanging="0"/>
+        <w:jc w:val="start"/>
+        <w:rPr>
+          <w:b/>
+          <w:bCs/>
+          <w:i w:val="false"/>
+          <w:i w:val="false"/>
+          <w:iCs w:val="false"/>
+        </w:rPr>
+      </w:pPr>
+      <w:r>
+        <w:rPr>
+          <w:b/>
+          <w:bCs/>
+          <w:i w:val="false"/>
+          <w:iCs w:val="false"/>
+          <w:sz w:val="22"/>
+          <w:lang w:val="en-US"/>
+        </w:rPr>
+        <w:t xml:space="preserve">administrace.php: </w:t>
+      </w:r>
+      <w:r>
+        <w:rPr>
+          <w:b w:val="false"/>
+          <w:bCs w:val="false"/>
+          <w:i w:val="false"/>
+          <w:iCs w:val="false"/>
+          <w:sz w:val="22"/>
+          <w:lang w:val="en-US"/>
+        </w:rPr>
+        <w:t>privzame:</w:t>
+      </w:r>
+      <w:r>
+        <w:rPr>
+          <w:b/>
+          <w:bCs/>
+          <w:i w:val="false"/>
+          <w:iCs w:val="false"/>
+          <w:sz w:val="22"/>
+          <w:lang w:val="en-US"/>
+        </w:rPr>
+        <w:t xml:space="preserve"> </w:t>
+      </w:r>
+      <w:r>
+        <w:rPr>
+          <w:b w:val="false"/>
+          <w:bCs w:val="false"/>
+          <w:i/>
+          <w:iCs/>
+          <w:sz w:val="22"/>
+          <w:lang w:val="en-US"/>
+        </w:rPr>
+        <w:t>require_once('../skupne/database.php') in</w:t>
+      </w:r>
+    </w:p>
+    <w:p>
+      <w:pPr>
+        <w:pStyle w:val="Normal"/>
+        <w:bidi w:val="0"/>
+        <w:ind w:start="720" w:hanging="0"/>
+        <w:jc w:val="start"/>
+        <w:rPr>
+          <w:b w:val="false"/>
+          <w:bCs w:val="false"/>
+          <w:i/>
+          <w:i/>
+          <w:iCs/>
+        </w:rPr>
+      </w:pPr>
+      <w:r>
+        <w:rPr>
+          <w:b w:val="false"/>
+          <w:bCs w:val="false"/>
+          <w:i/>
+          <w:iCs/>
+          <w:sz w:val="22"/>
+          <w:lang w:val="en-US"/>
+        </w:rPr>
+        <w:t>require_once('sabloni/vkladane/zahlavi.php')</w:t>
+      </w:r>
+    </w:p>
+    <w:p>
+      <w:pPr>
+        <w:pStyle w:val="Normal"/>
+        <w:bidi w:val="0"/>
+        <w:ind w:start="1440" w:hanging="0"/>
         <w:jc w:val="both"/>
         <w:rPr/>
       </w:pPr>
       <w:r>
         <w:rPr>
+          <w:b/>
+          <w:i w:val="false"/>
+          <w:sz w:val="22"/>
+          <w:lang w:val="en-US"/>
+        </w:rPr>
+        <w:t xml:space="preserve">sabloni/vkladane/zahlavi.php: </w:t>
+      </w:r>
+      <w:r>
+        <w:rPr>
+          <w:b w:val="false"/>
+          <w:i w:val="false"/>
+          <w:sz w:val="22"/>
+          <w:lang w:val="en-US"/>
+        </w:rPr>
+        <w:t>&lt;title&gt; i</w:t>
+      </w:r>
+      <w:r>
+        <w:rPr>
+          <w:b w:val="false"/>
+          <w:i w:val="false"/>
+          <w:sz w:val="22"/>
+          <w:lang w:val="en-US"/>
+        </w:rPr>
+        <w:t>s</w:t>
+      </w:r>
+      <w:r>
+        <w:rPr>
+          <w:b w:val="false"/>
+          <w:i w:val="false"/>
+          <w:sz w:val="22"/>
+          <w:lang w:val="en-US"/>
+        </w:rPr>
+        <w:t xml:space="preserve">piše "Pregled" ,prikaže se favicon,odprejo se povezave na </w:t>
+      </w:r>
+      <w:r>
+        <w:rPr>
+          <w:b w:val="false"/>
+          <w:i/>
+          <w:iCs/>
+          <w:sz w:val="22"/>
+          <w:lang w:val="en-US"/>
+        </w:rPr>
+        <w:t>.css</w:t>
+      </w:r>
+      <w:r>
+        <w:rPr>
+          <w:b w:val="false"/>
+          <w:i w:val="false"/>
+          <w:sz w:val="22"/>
+          <w:lang w:val="en-US"/>
+        </w:rPr>
+        <w:t xml:space="preserve"> in na </w:t>
+      </w:r>
+      <w:r>
+        <w:rPr>
+          <w:b w:val="false"/>
+          <w:i/>
+          <w:iCs/>
+          <w:sz w:val="22"/>
+          <w:lang w:val="en-US"/>
+        </w:rPr>
+        <w:t xml:space="preserve">../frontend/js/uporabnikiVse.js </w:t>
+      </w:r>
+      <w:r>
+        <w:rPr>
+          <w:b w:val="false"/>
+          <w:i w:val="false"/>
+          <w:iCs w:val="false"/>
+          <w:sz w:val="22"/>
+          <w:lang w:val="en-US"/>
+        </w:rPr>
+        <w:t xml:space="preserve">in </w:t>
+      </w:r>
+      <w:r>
+        <w:rPr>
+          <w:b w:val="false"/>
+          <w:i/>
+          <w:iCs/>
+          <w:sz w:val="22"/>
+          <w:lang w:val="en-US"/>
+        </w:rPr>
+        <w:t>../pregled/js/prijava.js</w:t>
+      </w:r>
+    </w:p>
+    <w:p>
+      <w:pPr>
+        <w:pStyle w:val="Normal"/>
+        <w:bidi w:val="0"/>
+        <w:ind w:start="1440" w:hanging="0"/>
+        <w:jc w:val="both"/>
+        <w:rPr/>
+      </w:pPr>
+      <w:r>
+        <w:rPr>
           <w:b w:val="false"/>
           <w:i w:val="false"/>
           <w:iCs w:val="false"/>
@@ -313,29 +403,159 @@
       <w:pPr>
         <w:pStyle w:val="Normal"/>
         <w:bidi w:val="0"/>
+        <w:ind w:start="1440" w:hanging="0"/>
+        <w:jc w:val="both"/>
+        <w:rPr>
+          <w:i w:val="false"/>
+          <w:i w:val="false"/>
+          <w:iCs w:val="false"/>
+        </w:rPr>
+      </w:pPr>
+      <w:r>
+        <w:rPr>
+          <w:i w:val="false"/>
+          <w:iCs w:val="false"/>
+          <w:sz w:val="22"/>
+          <w:lang w:val="en-US"/>
+        </w:rPr>
+        <w:t xml:space="preserve">nariše: &lt;topnav&gt; </w:t>
+      </w:r>
+    </w:p>
+    <w:p>
+      <w:pPr>
+        <w:pStyle w:val="Normal"/>
+        <w:bidi w:val="0"/>
+        <w:ind w:start="1440" w:hanging="0"/>
+        <w:jc w:val="both"/>
+        <w:rPr>
+          <w:b/>
+          <w:bCs/>
+          <w:i w:val="false"/>
+          <w:i w:val="false"/>
+          <w:iCs w:val="false"/>
+        </w:rPr>
+      </w:pPr>
+      <w:r>
+        <w:rPr>
+          <w:b/>
+          <w:bCs/>
+          <w:i w:val="false"/>
+          <w:iCs w:val="false"/>
+          <w:sz w:val="22"/>
+          <w:lang w:val="en-US"/>
+        </w:rPr>
+        <w:t xml:space="preserve">skupne/database.php: </w:t>
+      </w:r>
+      <w:r>
+        <w:rPr>
+          <w:b w:val="false"/>
+          <w:bCs w:val="false"/>
+          <w:i w:val="false"/>
+          <w:iCs w:val="false"/>
+          <w:sz w:val="22"/>
+          <w:lang w:val="en-US"/>
+        </w:rPr>
+        <w:t>privzame:</w:t>
+      </w:r>
+      <w:r>
+        <w:rPr>
+          <w:b/>
+          <w:bCs/>
+          <w:i w:val="false"/>
+          <w:iCs w:val="false"/>
+          <w:sz w:val="22"/>
+          <w:lang w:val="en-US"/>
+        </w:rPr>
+        <w:t xml:space="preserve"> </w:t>
+      </w:r>
+      <w:r>
+        <w:rPr>
+          <w:b w:val="false"/>
+          <w:bCs w:val="false"/>
+          <w:i/>
+          <w:iCs/>
+          <w:sz w:val="22"/>
+          <w:lang w:val="en-US"/>
+        </w:rPr>
+        <w:t xml:space="preserve">require 'streznik.php' </w:t>
+      </w:r>
+      <w:r>
+        <w:rPr>
+          <w:b w:val="false"/>
+          <w:bCs w:val="false"/>
+          <w:i w:val="false"/>
+          <w:iCs w:val="false"/>
+          <w:sz w:val="22"/>
+          <w:lang w:val="en-US"/>
+        </w:rPr>
+        <w:t>in vsebuje kodo za razne query</w:t>
+      </w:r>
+    </w:p>
+    <w:p>
+      <w:pPr>
+        <w:pStyle w:val="Normal"/>
+        <w:bidi w:val="0"/>
+        <w:ind w:start="2160" w:hanging="0"/>
+        <w:jc w:val="both"/>
+        <w:rPr>
+          <w:b/>
+          <w:bCs/>
+          <w:i w:val="false"/>
+          <w:i w:val="false"/>
+          <w:iCs w:val="false"/>
+        </w:rPr>
+      </w:pPr>
+      <w:r>
+        <w:rPr>
+          <w:b/>
+          <w:bCs/>
+          <w:i w:val="false"/>
+          <w:iCs w:val="false"/>
+          <w:sz w:val="22"/>
+          <w:lang w:val="en-US"/>
+        </w:rPr>
+        <w:t xml:space="preserve">streznik.php: </w:t>
+      </w:r>
+      <w:r>
+        <w:rPr>
+          <w:b w:val="false"/>
+          <w:bCs w:val="false"/>
+          <w:i w:val="false"/>
+          <w:iCs w:val="false"/>
+          <w:sz w:val="22"/>
+          <w:lang w:val="en-US"/>
+        </w:rPr>
+        <w:t>omogočipovezavo na strežnik</w:t>
+      </w:r>
+    </w:p>
+    <w:p>
+      <w:pPr>
+        <w:pStyle w:val="Normal"/>
+        <w:bidi w:val="0"/>
+        <w:ind w:start="1440" w:hanging="0"/>
+        <w:jc w:val="both"/>
+        <w:rPr>
+          <w:rFonts w:ascii="Liberation Serif" w:hAnsi="Liberation Serif"/>
+          <w:b w:val="false"/>
+          <w:bCs w:val="false"/>
+          <w:sz w:val="22"/>
+          <w:lang w:val="en-US"/>
+        </w:rPr>
+      </w:pPr>
+      <w:r>
+        <w:rPr>
+          <w:b/>
+          <w:bCs/>
+          <w:i w:val="false"/>
+          <w:iCs w:val="false"/>
+        </w:rPr>
+      </w:r>
+    </w:p>
+    <w:p>
+      <w:pPr>
+        <w:pStyle w:val="Normal"/>
+        <w:bidi w:val="0"/>
         <w:ind w:start="720" w:hanging="0"/>
-        <w:jc w:val="both"/>
-        <w:rPr>
-          <w:i w:val="false"/>
-          <w:i w:val="false"/>
-          <w:iCs w:val="false"/>
-        </w:rPr>
-      </w:pPr>
-      <w:r>
-        <w:rPr>
-          <w:b w:val="false"/>
-          <w:i w:val="false"/>
-          <w:iCs w:val="false"/>
-          <w:sz w:val="22"/>
-          <w:lang w:val="en-US"/>
-        </w:rPr>
-        <w:t>nariše: &lt;topnav&gt;</w:t>
-      </w:r>
-    </w:p>
-    <w:p>
-      <w:pPr>
-        <w:pStyle w:val="Normal"/>
-        <w:bidi w:val="0"/>
         <w:jc w:val="start"/>
         <w:rPr/>
       </w:pPr>

--- a/dokumentace/opis fajlov.docx
+++ b/dokumentace/opis fajlov.docx
@@ -165,7 +165,72 @@
           <w:sz w:val="22"/>
           <w:lang w:val="en-US"/>
         </w:rPr>
-        <w:t>require_once('administrace.php').</w:t>
+        <w:t>require_once('administrace.php'),</w:t>
+      </w:r>
+      <w:r>
+        <w:rPr>
+          <w:b w:val="false"/>
+          <w:bCs/>
+          <w:i w:val="false"/>
+          <w:iCs w:val="false"/>
+          <w:sz w:val="22"/>
+          <w:lang w:val="en-US"/>
+        </w:rPr>
+        <w:t xml:space="preserve"> ponudi prijavo in registracijo in </w:t>
+      </w:r>
+    </w:p>
+    <w:p>
+      <w:pPr>
+        <w:pStyle w:val="Normal"/>
+        <w:bidi w:val="0"/>
+        <w:jc w:val="start"/>
+        <w:rPr>
+          <w:i w:val="false"/>
+          <w:i w:val="false"/>
+          <w:iCs w:val="false"/>
+        </w:rPr>
+      </w:pPr>
+      <w:r>
+        <w:rPr>
+          <w:b w:val="false"/>
+          <w:i w:val="false"/>
+          <w:iCs w:val="false"/>
+          <w:sz w:val="22"/>
+          <w:lang w:val="en-US"/>
+        </w:rPr>
+        <w:t>ispiše stanje prijave.</w:t>
+      </w:r>
+    </w:p>
+    <w:p>
+      <w:pPr>
+        <w:pStyle w:val="Normal"/>
+        <w:bidi w:val="0"/>
+        <w:jc w:val="start"/>
+        <w:rPr>
+          <w:i w:val="false"/>
+          <w:i w:val="false"/>
+          <w:iCs w:val="false"/>
+        </w:rPr>
+      </w:pPr>
+      <w:r>
+        <w:rPr>
+          <w:b w:val="false"/>
+          <w:i w:val="false"/>
+          <w:iCs w:val="false"/>
+          <w:sz w:val="22"/>
+          <w:lang w:val="en-US"/>
+        </w:rPr>
+        <w:t xml:space="preserve">Aktivira  {class menu anestiz} , znotraj tega privzame: </w:t>
+      </w:r>
+      <w:r>
+        <w:rPr>
+          <w:b w:val="false"/>
+          <w:i/>
+          <w:iCs/>
+          <w:sz w:val="22"/>
+          <w:lang w:val="en-US"/>
+        </w:rPr>
+        <w:t>require_once('../skupne/menu-items.php')</w:t>
       </w:r>
     </w:p>
     <w:p>
@@ -189,6 +254,43 @@
           <w:i w:val="false"/>
           <w:iCs w:val="false"/>
         </w:rPr>
+      </w:r>
+    </w:p>
+    <w:p>
+      <w:pPr>
+        <w:pStyle w:val="Normal"/>
+        <w:bidi w:val="0"/>
+        <w:ind w:start="720" w:hanging="0"/>
+        <w:jc w:val="start"/>
+        <w:rPr>
+          <w:b/>
+          <w:bCs/>
+          <w:i w:val="false"/>
+          <w:i w:val="false"/>
+          <w:iCs w:val="false"/>
+        </w:rPr>
+      </w:pPr>
+      <w:r>
+        <w:rPr>
+          <w:b/>
+          <w:bCs/>
+          <w:i w:val="false"/>
+          <w:iCs w:val="false"/>
+          <w:sz w:val="22"/>
+          <w:lang w:val="en-US"/>
+        </w:rPr>
+        <w:t xml:space="preserve">skupne/menu-items.php: </w:t>
+      </w:r>
+      <w:r>
+        <w:rPr>
+          <w:b w:val="false"/>
+          <w:bCs/>
+          <w:i w:val="false"/>
+          <w:iCs w:val="false"/>
+          <w:sz w:val="22"/>
+          <w:lang w:val="en-US"/>
+        </w:rPr>
+        <w:t>Glede na upstatus prikaže menu</w:t>
       </w:r>
     </w:p>
     <w:p>

--- a/dokumentace/opis fajlov.docx
+++ b/dokumentace/opis fajlov.docx
@@ -309,6 +309,107 @@
       </w:pPr>
       <w:r>
         <w:rPr>
+          <w:b w:val="false"/>
+          <w:bCs/>
+          <w:i w:val="false"/>
+          <w:iCs w:val="false"/>
+          <w:sz w:val="22"/>
+          <w:lang w:val="en-US"/>
+        </w:rPr>
+        <w:t xml:space="preserve">gumb </w:t>
+      </w:r>
+      <w:r>
+        <w:rPr>
+          <w:b/>
+          <w:bCs/>
+          <w:i w:val="false"/>
+          <w:iCs w:val="false"/>
+          <w:sz w:val="22"/>
+          <w:lang w:val="en-US"/>
+        </w:rPr>
+        <w:t xml:space="preserve">Pregled: </w:t>
+      </w:r>
+      <w:r>
+        <w:rPr>
+          <w:b w:val="false"/>
+          <w:bCs w:val="false"/>
+          <w:i w:val="false"/>
+          <w:iCs w:val="false"/>
+          <w:sz w:val="22"/>
+          <w:lang w:val="en-US"/>
+        </w:rPr>
+        <w:t xml:space="preserve">preko prijava.js preklopi na novo stran </w:t>
+      </w:r>
+    </w:p>
+    <w:p>
+      <w:pPr>
+        <w:pStyle w:val="Normal"/>
+        <w:bidi w:val="0"/>
+        <w:ind w:start="720" w:hanging="0"/>
+        <w:jc w:val="start"/>
+        <w:rPr>
+          <w:b/>
+          <w:bCs/>
+          <w:i w:val="false"/>
+          <w:i w:val="false"/>
+          <w:iCs w:val="false"/>
+        </w:rPr>
+      </w:pPr>
+      <w:r>
+        <w:rPr>
+          <w:b w:val="false"/>
+          <w:bCs w:val="false"/>
+          <w:i/>
+          <w:iCs/>
+          <w:sz w:val="22"/>
+          <w:lang w:val="en-US"/>
+        </w:rPr>
+        <w:tab/>
+        <w:t>/pregled/pregled/zdravnik.php?aktivnaBolnisnica=</w:t>
+      </w:r>
+    </w:p>
+    <w:p>
+      <w:pPr>
+        <w:pStyle w:val="Normal"/>
+        <w:bidi w:val="0"/>
+        <w:ind w:start="720" w:hanging="0"/>
+        <w:jc w:val="start"/>
+        <w:rPr>
+          <w:rFonts w:ascii="Liberation Serif" w:hAnsi="Liberation Serif"/>
+          <w:b w:val="false"/>
+          <w:bCs w:val="false"/>
+          <w:i/>
+          <w:i/>
+          <w:iCs/>
+          <w:sz w:val="22"/>
+          <w:lang w:val="en-US"/>
+        </w:rPr>
+      </w:pPr>
+      <w:r>
+        <w:rPr>
+          <w:b/>
+          <w:bCs/>
+          <w:i w:val="false"/>
+          <w:iCs w:val="false"/>
+        </w:rPr>
+      </w:r>
+    </w:p>
+    <w:p>
+      <w:pPr>
+        <w:pStyle w:val="Normal"/>
+        <w:bidi w:val="0"/>
+        <w:ind w:start="720" w:hanging="0"/>
+        <w:jc w:val="start"/>
+        <w:rPr>
+          <w:b/>
+          <w:bCs/>
+          <w:i w:val="false"/>
+          <w:i w:val="false"/>
+          <w:iCs w:val="false"/>
+        </w:rPr>
+      </w:pPr>
+      <w:r>
+        <w:rPr>
           <w:b/>
           <w:bCs/>
           <w:i w:val="false"/>
@@ -657,6 +758,32 @@
       <w:pPr>
         <w:pStyle w:val="Normal"/>
         <w:bidi w:val="0"/>
+        <w:ind w:start="0" w:hanging="0"/>
+        <w:jc w:val="both"/>
+        <w:rPr>
+          <w:b/>
+          <w:bCs/>
+          <w:i w:val="false"/>
+          <w:i w:val="false"/>
+          <w:iCs w:val="false"/>
+        </w:rPr>
+      </w:pPr>
+      <w:r>
+        <w:rPr>
+          <w:b w:val="false"/>
+          <w:bCs w:val="false"/>
+          <w:i w:val="false"/>
+          <w:iCs w:val="false"/>
+          <w:sz w:val="22"/>
+          <w:lang w:val="en-US"/>
+        </w:rPr>
+        <w:t>-------------------------------------------------------------------------------------------------------------------------------</w:t>
+      </w:r>
+    </w:p>
+    <w:p>
+      <w:pPr>
+        <w:pStyle w:val="Normal"/>
+        <w:bidi w:val="0"/>
         <w:ind w:start="720" w:hanging="0"/>
         <w:jc w:val="start"/>
         <w:rPr/>
@@ -669,11 +796,26 @@
       <w:pPr>
         <w:pStyle w:val="Normal"/>
         <w:bidi w:val="0"/>
-        <w:jc w:val="start"/>
-        <w:rPr/>
-      </w:pPr>
-      <w:r>
-        <w:rPr/>
+        <w:ind w:start="0" w:hanging="0"/>
+        <w:jc w:val="start"/>
+        <w:rPr>
+          <w:b/>
+          <w:bCs/>
+          <w:i w:val="false"/>
+          <w:i w:val="false"/>
+          <w:iCs w:val="false"/>
+        </w:rPr>
+      </w:pPr>
+      <w:r>
+        <w:rPr>
+          <w:b/>
+          <w:bCs/>
+          <w:i w:val="false"/>
+          <w:iCs w:val="false"/>
+          <w:sz w:val="22"/>
+          <w:lang w:val="en-US"/>
+        </w:rPr>
+        <w:t>pregled/pregled/zdravnik.php:</w:t>
       </w:r>
     </w:p>
     <w:sectPr>
